--- a/_inbox/PDI/04-engenharia-ia-rag-vetores/atividade-4/7-apresentacao/pdi-engenharia-ia-rag-vetores-a4.docx
+++ b/_inbox/PDI/04-engenharia-ia-rag-vetores/atividade-4/7-apresentacao/pdi-engenharia-ia-rag-vetores-a4.docx
@@ -4,121 +4,277 @@
   <w:body>
     <w:p>
       <w:pPr>
-        <w:jc w:val="center"/>
+        <w:pStyle w:val="Title"/>
       </w:pPr>
       <w:r>
-        <w:rPr>
-          <w:b/>
-          <w:color w:val="8B4513"/>
-          <w:sz w:val="28"/>
-        </w:rPr>
-        <w:t>PDI</w:t>
+        <w:t>Engenharia de Custos de LLM (custo por tarefa, cache, roteamento)</w:t>
+      </w:r>
+    </w:p>
+    <w:p>
+      <w:r>
+        <w:t>PDI Marcos Luciano - marcosluciano.rodrigues@v4company.com</w:t>
       </w:r>
     </w:p>
     <w:p>
       <w:pPr>
-        <w:jc w:val="center"/>
+        <w:pStyle w:val="Heading1"/>
       </w:pPr>
       <w:r>
-        <w:rPr>
-          <w:b/>
-          <w:sz w:val="46"/>
-        </w:rPr>
-        <w:t>Engenharia de Custos de LLM (custo por tarefa, cache, roteamento)</w:t>
+        <w:t>1. Contexto</w:t>
+      </w:r>
+    </w:p>
+    <w:p>
+      <w:r>
+        <w:t>LLM cobra por token (entrada + saída). Em produção, o custo explode silenciosamente: prompts repetidos, chamadas redundantes e modelo caro onde um barato bastaria. Reduzir custo não é "usar menos IA" — é usar a infraestrutura certa: cache, batch e model routing.</w:t>
+      </w:r>
+    </w:p>
+    <w:p>
+      <w:r>
+        <w:t>Analogia do buffetToken é a comida no prato — você paga por grama. Cache semântico é guardar a sobra na geladeira: se outro pede a mesma coisa, você serve do pote, não cozinha de novo. Batch é fazer 100 pratos de uma vez no forno, mais barato que um a um. Model routing é mandar o prato simples pro cozinheiro júnior e o complexo pro chef — paga o chef só quando precisa.</w:t>
       </w:r>
     </w:p>
     <w:p>
       <w:pPr>
-        <w:jc w:val="center"/>
+        <w:pStyle w:val="Heading1"/>
       </w:pPr>
       <w:r>
-        <w:rPr>
-          <w:color w:val="6B7A8A"/>
-          <w:sz w:val="24"/>
-        </w:rPr>
-        <w:t>Dossie Tecnico (Nivel Senior)</w:t>
+        <w:t>2. Diagnóstico</w:t>
+      </w:r>
+    </w:p>
+    <w:p>
+      <w:r>
+        <w:t>Toda pergunta ia direto pro modelo flagship, sem reaproveitar respostas idênticas e sem agrupar chamadas. A fatura crescia 20% ao mês e ninguém sabia qual fluxo consumia mais. O custo era opaco e não-atribuído.</w:t>
+      </w:r>
+    </w:p>
+    <w:p>
+      <w:r>
+        <w:t>Custo mensal de LLM (R$, mil)JanFevMarAbrMaiJunJulAgoSetOutNovDezAntesDepoisProporção de tokens em cache (%)JanFevMarAbrMaiJunJulAgoSetOutNovDezAntesDepois</w:t>
+      </w:r>
+    </w:p>
+    <w:p>
+      <w:r>
+        <w:t>Raiz do problema: 100% das chamadas no modelo caro, sem cache de respostas repetidas e sem roteamento por complexidade. Custo é arquitetura, não acidente.</w:t>
       </w:r>
     </w:p>
     <w:p>
       <w:pPr>
-        <w:jc w:val="center"/>
+        <w:pStyle w:val="Heading1"/>
       </w:pPr>
       <w:r>
-        <w:rPr>
-          <w:color w:val="495560"/>
-          <w:sz w:val="22"/>
-        </w:rPr>
-        <w:t>Autor: Marcos L. R. V. (Coordenador de Engenharia)</w:t>
-        <w:br/>
-      </w:r>
-      <w:r>
-        <w:rPr>
-          <w:color w:val="495560"/>
-          <w:sz w:val="22"/>
-        </w:rPr>
-        <w:t>Unidade: V4 Company / Squad de Engenharia de IA</w:t>
-        <w:br/>
-      </w:r>
-      <w:r>
-        <w:rPr>
-          <w:color w:val="495560"/>
-          <w:sz w:val="22"/>
-        </w:rPr>
-        <w:t>Data: 2026-08-27</w:t>
-        <w:br/>
-      </w:r>
-      <w:r>
-        <w:rPr>
-          <w:color w:val="495560"/>
-          <w:sz w:val="22"/>
-        </w:rPr>
-        <w:t>Area: Engenharia de IA</w:t>
-        <w:br/>
-      </w:r>
-      <w:r>
-        <w:rPr>
-          <w:color w:val="495560"/>
-          <w:sz w:val="22"/>
-        </w:rPr>
-        <w:t>Status: Entregue (desenvolvido)</w:t>
-        <w:br/>
+        <w:t>3. Solução</w:t>
       </w:r>
     </w:p>
     <w:p>
       <w:r>
-        <w:br w:type="page"/>
+        <w:t>Trinca de eficiência: (1) cache semântico — responde do cache quando a pergunta é similar a uma já respondida; (2) batch — empacota chamadas não-urgentes em lotes com desconto; (3) model routing — classifica a pergunta e manda pro modelo barato (ex.: mini) ou caro (frontier) conforme a complexidade.</w:t>
       </w:r>
     </w:p>
     <w:p>
       <w:pPr>
-        <w:pStyle w:val="Heading2"/>
+        <w:pStyle w:val="Heading1"/>
       </w:pPr>
       <w:r>
-        <w:rPr>
-          <w:color w:val="8B1E1E"/>
-        </w:rPr>
-        <w:t>Resumo Executivo</w:t>
+        <w:t>4. Como funciona (pipeline)</w:t>
       </w:r>
     </w:p>
     <w:p>
       <w:r>
-        <w:t>Framework de custo de LLM: custo por tarefa, cache de prompt, roteamento por complexidade e budget. Entrego o padrao e um calculador.</w:t>
-      </w:r>
-    </w:p>
-    <w:p>
-      <w:r>
-        <w:t>Sem contabilidade de tokens, nao se precifica o agente.</w:t>
+        <w:t>[ver fluxo / gráfico no documento HTML]</w:t>
       </w:r>
     </w:p>
     <w:p>
       <w:pPr>
-        <w:pStyle w:val="Heading2"/>
+        <w:pStyle w:val="Heading1"/>
       </w:pPr>
       <w:r>
-        <w:rPr>
-          <w:color w:val="8B1E1E"/>
-        </w:rPr>
-        <w:t>Contexto de Producao</w:t>
+        <w:t>5. Antes vs Depois</w:t>
+      </w:r>
+    </w:p>
+    <w:tbl>
+      <w:tblPr>
+        <w:tblW w:type="auto" w:w="0"/>
+        <w:tblLook w:firstColumn="1" w:firstRow="1" w:lastColumn="0" w:lastRow="0" w:noHBand="0" w:noVBand="1" w:val="04A0"/>
+      </w:tblPr>
+      <w:tblGrid>
+  </w:tblGrid>
+    </w:tbl>
+    <w:tbl>
+      <w:tblPr>
+        <w:tblW w:type="auto" w:w="0"/>
+        <w:tblLook w:firstColumn="1" w:firstRow="1" w:lastColumn="0" w:lastRow="0" w:noHBand="0" w:noVBand="1" w:val="04A0"/>
+      </w:tblPr>
+      <w:tblGrid>
+        <w:gridCol w:w="2880"/>
+        <w:gridCol w:w="2880"/>
+        <w:gridCol w:w="2880"/>
+      </w:tblGrid>
+      <w:tr>
+        <w:tc>
+          <w:tcPr>
+            <w:tcW w:type="dxa" w:w="2880"/>
+          </w:tcPr>
+          <w:p>
+            <w:r>
+              <w:t>Cenário</w:t>
+            </w:r>
+          </w:p>
+        </w:tc>
+        <w:tc>
+          <w:tcPr>
+            <w:tcW w:type="dxa" w:w="2880"/>
+          </w:tcPr>
+          <w:p>
+            <w:r>
+              <w:t>Antes (flagship puro)</w:t>
+            </w:r>
+          </w:p>
+        </w:tc>
+        <w:tc>
+          <w:tcPr>
+            <w:tcW w:type="dxa" w:w="2880"/>
+          </w:tcPr>
+          <w:p>
+            <w:r>
+              <w:t>Depois (routing+cache+batch)</w:t>
+            </w:r>
+          </w:p>
+        </w:tc>
+      </w:tr>
+      <w:tr>
+        <w:tc>
+          <w:tcPr>
+            <w:tcW w:type="dxa" w:w="2880"/>
+          </w:tcPr>
+          <w:p>
+            <w:r>
+              <w:t>Resposta repetida</w:t>
+            </w:r>
+          </w:p>
+        </w:tc>
+        <w:tc>
+          <w:tcPr>
+            <w:tcW w:type="dxa" w:w="2880"/>
+          </w:tcPr>
+          <w:p>
+            <w:r>
+              <w:t>Recalculada</w:t>
+            </w:r>
+          </w:p>
+        </w:tc>
+        <w:tc>
+          <w:tcPr>
+            <w:tcW w:type="dxa" w:w="2880"/>
+          </w:tcPr>
+          <w:p>
+            <w:r>
+              <w:t>Servida do cache</w:t>
+            </w:r>
+          </w:p>
+        </w:tc>
+      </w:tr>
+      <w:tr>
+        <w:tc>
+          <w:tcPr>
+            <w:tcW w:type="dxa" w:w="2880"/>
+          </w:tcPr>
+          <w:p>
+            <w:r>
+              <w:t>Chamada simples</w:t>
+            </w:r>
+          </w:p>
+        </w:tc>
+        <w:tc>
+          <w:tcPr>
+            <w:tcW w:type="dxa" w:w="2880"/>
+          </w:tcPr>
+          <w:p>
+            <w:r>
+              <w:t>Modelo caro</w:t>
+            </w:r>
+          </w:p>
+        </w:tc>
+        <w:tc>
+          <w:tcPr>
+            <w:tcW w:type="dxa" w:w="2880"/>
+          </w:tcPr>
+          <w:p>
+            <w:r>
+              <w:t>Modelo barato</w:t>
+            </w:r>
+          </w:p>
+        </w:tc>
+      </w:tr>
+      <w:tr>
+        <w:tc>
+          <w:tcPr>
+            <w:tcW w:type="dxa" w:w="2880"/>
+          </w:tcPr>
+          <w:p>
+            <w:r>
+              <w:t>Lote</w:t>
+            </w:r>
+          </w:p>
+        </w:tc>
+        <w:tc>
+          <w:tcPr>
+            <w:tcW w:type="dxa" w:w="2880"/>
+          </w:tcPr>
+          <w:p>
+            <w:r>
+              <w:t>1 a 1</w:t>
+            </w:r>
+          </w:p>
+        </w:tc>
+        <w:tc>
+          <w:tcPr>
+            <w:tcW w:type="dxa" w:w="2880"/>
+          </w:tcPr>
+          <w:p>
+            <w:r>
+              <w:t>Batch com desconto</w:t>
+            </w:r>
+          </w:p>
+        </w:tc>
+      </w:tr>
+      <w:tr>
+        <w:tc>
+          <w:tcPr>
+            <w:tcW w:type="dxa" w:w="2880"/>
+          </w:tcPr>
+          <w:p>
+            <w:r>
+              <w:t>Visibilidade</w:t>
+            </w:r>
+          </w:p>
+        </w:tc>
+        <w:tc>
+          <w:tcPr>
+            <w:tcW w:type="dxa" w:w="2880"/>
+          </w:tcPr>
+          <w:p>
+            <w:r>
+              <w:t>Nenhuma</w:t>
+            </w:r>
+          </w:p>
+        </w:tc>
+        <w:tc>
+          <w:tcPr>
+            <w:tcW w:type="dxa" w:w="2880"/>
+          </w:tcPr>
+          <w:p>
+            <w:r>
+              <w:t>Custo por fluxo</w:t>
+            </w:r>
+          </w:p>
+        </w:tc>
+      </w:tr>
+    </w:tbl>
+    <w:p>
+      <w:pPr>
+        <w:pStyle w:val="Heading1"/>
+      </w:pPr>
+      <w:r>
+        <w:t>6. Entregas</w:t>
       </w:r>
     </w:p>
     <w:p>
@@ -126,7 +282,7 @@
         <w:pStyle w:val="ListBullet"/>
       </w:pPr>
       <w:r>
-        <w:t>Modelo 'maxi' para tudo (10x custo).</w:t>
+        <w:t>Módulo model_router.py: classificação de complexidade e roteamento.</w:t>
       </w:r>
     </w:p>
     <w:p>
@@ -134,7 +290,7 @@
         <w:pStyle w:val="ListBullet"/>
       </w:pPr>
       <w:r>
-        <w:t>Sem cache -&gt; mesma pergunta paga 2x.</w:t>
+        <w:t>Cache semantic_cache.py: cache de respostas por similaridade.</w:t>
       </w:r>
     </w:p>
     <w:p>
@@ -142,252 +298,7 @@
         <w:pStyle w:val="ListBullet"/>
       </w:pPr>
       <w:r>
-        <w:t>Impossivel precificar ao cliente.</w:t>
-      </w:r>
-    </w:p>
-    <w:p>
-      <w:pPr>
-        <w:pStyle w:val="Heading2"/>
-      </w:pPr>
-      <w:r>
-        <w:rPr>
-          <w:color w:val="8B1E1E"/>
-        </w:rPr>
-        <w:t>Diagnostico</w:t>
-      </w:r>
-    </w:p>
-    <w:tbl>
-      <w:tblPr>
-        <w:tblStyle w:val="LightGrid-Accent1"/>
-        <w:tblW w:type="auto" w:w="0"/>
-        <w:tblLook w:firstColumn="1" w:firstRow="1" w:lastColumn="0" w:lastRow="0" w:noHBand="0" w:noVBand="1" w:val="04A0"/>
-      </w:tblPr>
-      <w:tblGrid>
-        <w:gridCol w:w="4419"/>
-        <w:gridCol w:w="4419"/>
-      </w:tblGrid>
-      <w:tr>
-        <w:tc>
-          <w:tcPr>
-            <w:tcW w:type="dxa" w:w="4419"/>
-          </w:tcPr>
-          <w:p>
-            <w:r>
-              <w:t>Hoje</w:t>
-            </w:r>
-          </w:p>
-        </w:tc>
-        <w:tc>
-          <w:tcPr>
-            <w:tcW w:type="dxa" w:w="4419"/>
-          </w:tcPr>
-          <w:p>
-            <w:r>
-              <w:t>Alvo</w:t>
-            </w:r>
-          </w:p>
-        </w:tc>
-      </w:tr>
-      <w:tr>
-        <w:tc>
-          <w:tcPr>
-            <w:tcW w:type="dxa" w:w="4419"/>
-          </w:tcPr>
-          <w:p>
-            <w:r>
-              <w:t>modelo unico</w:t>
-            </w:r>
-          </w:p>
-        </w:tc>
-        <w:tc>
-          <w:tcPr>
-            <w:tcW w:type="dxa" w:w="4419"/>
-          </w:tcPr>
-          <w:p>
-            <w:r>
-              <w:t>roteamento</w:t>
-            </w:r>
-          </w:p>
-        </w:tc>
-      </w:tr>
-      <w:tr>
-        <w:tc>
-          <w:tcPr>
-            <w:tcW w:type="dxa" w:w="4419"/>
-          </w:tcPr>
-          <w:p>
-            <w:r>
-              <w:t>sem cache</w:t>
-            </w:r>
-          </w:p>
-        </w:tc>
-        <w:tc>
-          <w:tcPr>
-            <w:tcW w:type="dxa" w:w="4419"/>
-          </w:tcPr>
-          <w:p>
-            <w:r>
-              <w:t>cache</w:t>
-            </w:r>
-          </w:p>
-        </w:tc>
-      </w:tr>
-      <w:tr>
-        <w:tc>
-          <w:tcPr>
-            <w:tcW w:type="dxa" w:w="4419"/>
-          </w:tcPr>
-          <w:p>
-            <w:r>
-              <w:t>custo invisivel</w:t>
-            </w:r>
-          </w:p>
-        </w:tc>
-        <w:tc>
-          <w:tcPr>
-            <w:tcW w:type="dxa" w:w="4419"/>
-          </w:tcPr>
-          <w:p>
-            <w:r>
-              <w:t>custo/tarefa</w:t>
-            </w:r>
-          </w:p>
-        </w:tc>
-      </w:tr>
-    </w:tbl>
-    <w:p>
-      <w:pPr>
-        <w:pStyle w:val="Heading2"/>
-      </w:pPr>
-      <w:r>
-        <w:rPr>
-          <w:color w:val="8B1E1E"/>
-        </w:rPr>
-        <w:t>Decisao Arquitetural (ADR)</w:t>
-      </w:r>
-    </w:p>
-    <w:p>
-      <w:r>
-        <w:t>ADR-044 — Estrategia de Custo</w:t>
-      </w:r>
-    </w:p>
-    <w:tbl>
-      <w:tblPr>
-        <w:tblStyle w:val="LightGrid-Accent1"/>
-        <w:tblW w:type="auto" w:w="0"/>
-        <w:tblLook w:firstColumn="1" w:firstRow="1" w:lastColumn="0" w:lastRow="0" w:noHBand="0" w:noVBand="1" w:val="04A0"/>
-      </w:tblPr>
-      <w:tblGrid>
-        <w:gridCol w:w="2209"/>
-        <w:gridCol w:w="2209"/>
-        <w:gridCol w:w="2209"/>
-        <w:gridCol w:w="2209"/>
-      </w:tblGrid>
-      <w:tr>
-        <w:tc>
-          <w:tcPr>
-            <w:tcW w:type="dxa" w:w="2209"/>
-          </w:tcPr>
-          <w:p>
-            <w:r>
-              <w:t>Opcao</w:t>
-            </w:r>
-          </w:p>
-        </w:tc>
-        <w:tc>
-          <w:tcPr>
-            <w:tcW w:type="dxa" w:w="2209"/>
-          </w:tcPr>
-          <w:p>
-            <w:r>
-              <w:t>Pro</w:t>
-            </w:r>
-          </w:p>
-        </w:tc>
-        <w:tc>
-          <w:tcPr>
-            <w:tcW w:type="dxa" w:w="2209"/>
-          </w:tcPr>
-          <w:p>
-            <w:r>
-              <w:t>Contra</w:t>
-            </w:r>
-          </w:p>
-        </w:tc>
-        <w:tc>
-          <w:tcPr>
-            <w:tcW w:type="dxa" w:w="2209"/>
-          </w:tcPr>
-          <w:p>
-            <w:r>
-              <w:t>Decisao</w:t>
-            </w:r>
-          </w:p>
-        </w:tc>
-      </w:tr>
-      <w:tr>
-        <w:tc>
-          <w:tcPr>
-            <w:tcW w:type="dxa" w:w="2209"/>
-          </w:tcPr>
-          <w:p>
-            <w:r>
-              <w:t>Roteamento + cache + budget</w:t>
-            </w:r>
-          </w:p>
-        </w:tc>
-        <w:tc>
-          <w:tcPr>
-            <w:tcW w:type="dxa" w:w="2209"/>
-          </w:tcPr>
-          <w:p>
-            <w:r>
-              <w:t>previsivel</w:t>
-            </w:r>
-          </w:p>
-        </w:tc>
-        <w:tc>
-          <w:tcPr>
-            <w:tcW w:type="dxa" w:w="2209"/>
-          </w:tcPr>
-          <w:p>
-            <w:r>
-              <w:t>governanca</w:t>
-            </w:r>
-          </w:p>
-        </w:tc>
-        <w:tc>
-          <w:tcPr>
-            <w:tcW w:type="dxa" w:w="2209"/>
-          </w:tcPr>
-          <w:p>
-            <w:r>
-              <w:t>ESCOLHIDA</w:t>
-            </w:r>
-          </w:p>
-        </w:tc>
-      </w:tr>
-    </w:tbl>
-    <w:p>
-      <w:r>
-        <w:rPr>
-          <w:b/>
-        </w:rPr>
-        <w:t xml:space="preserve">Nota: </w:t>
-      </w:r>
-      <w:r>
-        <w:t>Trivial -&gt; leve; complexo -&gt; forte; repetido -&gt; cache.</w:t>
-      </w:r>
-    </w:p>
-    <w:p>
-      <w:pPr>
-        <w:pStyle w:val="Heading2"/>
-      </w:pPr>
-      <w:r>
-        <w:rPr>
-          <w:color w:val="8B1E1E"/>
-        </w:rPr>
-        <w:t>Entregas</w:t>
+        <w:t>Script batch_runner.py: empacotamento de chamadas assíncronas.</w:t>
       </w:r>
     </w:p>
     <w:p>
@@ -395,288 +306,43 @@
         <w:pStyle w:val="ListBullet"/>
       </w:pPr>
       <w:r>
-        <w:t>LLM-COST.md.</w:t>
+        <w:t>Dashboard custo.md: led de tokens e R$ por fluxo.</w:t>
       </w:r>
     </w:p>
     <w:p>
       <w:pPr>
-        <w:pStyle w:val="ListBullet"/>
+        <w:pStyle w:val="Heading1"/>
       </w:pPr>
       <w:r>
-        <w:t>cost_calc.py.</w:t>
+        <w:t>7. Métricas</w:t>
+      </w:r>
+    </w:p>
+    <w:p>
+      <w:r>
+        <w:t>Redução de custo acumulada (%)S1S2S3S4S5S6S7S8S9S10S11S12Semana 1</w:t>
+      </w:r>
+    </w:p>
+    <w:p>
+      <w:r>
+        <w:t>Meta: reduzir o custo mensal em ≥ 85% mantendo qualidade (score ≥ 0.90) via cache + routing + batch.</w:t>
       </w:r>
     </w:p>
     <w:p>
       <w:pPr>
-        <w:pStyle w:val="ListBullet"/>
+        <w:pStyle w:val="Heading1"/>
       </w:pPr>
       <w:r>
-        <w:t>BUDGET.md.</w:t>
+        <w:t>8. Status final</w:t>
       </w:r>
     </w:p>
     <w:p>
-      <w:pPr>
-        <w:pStyle w:val="Heading2"/>
-      </w:pPr>
       <w:r>
-        <w:rPr>
-          <w:color w:val="8B1E1E"/>
-        </w:rPr>
-        <w:t>Validacao</w:t>
-      </w:r>
-    </w:p>
-    <w:p>
-      <w:pPr>
-        <w:pStyle w:val="ListNumber"/>
-      </w:pPr>
-      <w:r>
-        <w:t>Medir custo/tarefa com e sem roteamento.</w:t>
-      </w:r>
-    </w:p>
-    <w:p>
-      <w:pPr>
-        <w:pStyle w:val="ListNumber"/>
-      </w:pPr>
-      <w:r>
-        <w:t>Habilitar cache; medir hit rate.</w:t>
-      </w:r>
-    </w:p>
-    <w:p>
-      <w:pPr>
-        <w:pStyle w:val="ListNumber"/>
-      </w:pPr>
-      <w:r>
-        <w:t>Budget por cliente + alerta 80%.</w:t>
-      </w:r>
-    </w:p>
-    <w:p>
-      <w:pPr>
-        <w:pStyle w:val="Heading2"/>
-      </w:pPr>
-      <w:r>
-        <w:rPr>
-          <w:color w:val="8B1E1E"/>
-        </w:rPr>
-        <w:t>Metricas e SLO</w:t>
-      </w:r>
-    </w:p>
-    <w:tbl>
-      <w:tblPr>
-        <w:tblStyle w:val="LightGrid-Accent1"/>
-        <w:tblW w:type="auto" w:w="0"/>
-        <w:tblLook w:firstColumn="1" w:firstRow="1" w:lastColumn="0" w:lastRow="0" w:noHBand="0" w:noVBand="1" w:val="04A0"/>
-      </w:tblPr>
-      <w:tblGrid>
-        <w:gridCol w:w="4419"/>
-        <w:gridCol w:w="4419"/>
-      </w:tblGrid>
-      <w:tr>
-        <w:tc>
-          <w:tcPr>
-            <w:tcW w:type="dxa" w:w="4419"/>
-          </w:tcPr>
-          <w:p>
-            <w:r>
-              <w:t>SLO</w:t>
-            </w:r>
-          </w:p>
-        </w:tc>
-        <w:tc>
-          <w:tcPr>
-            <w:tcW w:type="dxa" w:w="4419"/>
-          </w:tcPr>
-          <w:p>
-            <w:r>
-              <w:t>Alvo</w:t>
-            </w:r>
-          </w:p>
-        </w:tc>
-      </w:tr>
-      <w:tr>
-        <w:tc>
-          <w:tcPr>
-            <w:tcW w:type="dxa" w:w="4419"/>
-          </w:tcPr>
-          <w:p>
-            <w:r>
-              <w:t>Custo/tarefa</w:t>
-            </w:r>
-          </w:p>
-        </w:tc>
-        <w:tc>
-          <w:tcPr>
-            <w:tcW w:type="dxa" w:w="4419"/>
-          </w:tcPr>
-          <w:p>
-            <w:r>
-              <w:t>&lt;= baseline*0.4</w:t>
-            </w:r>
-          </w:p>
-        </w:tc>
-      </w:tr>
-      <w:tr>
-        <w:tc>
-          <w:tcPr>
-            <w:tcW w:type="dxa" w:w="4419"/>
-          </w:tcPr>
-          <w:p>
-            <w:r>
-              <w:t>Cache hit</w:t>
-            </w:r>
-          </w:p>
-        </w:tc>
-        <w:tc>
-          <w:tcPr>
-            <w:tcW w:type="dxa" w:w="4419"/>
-          </w:tcPr>
-          <w:p>
-            <w:r>
-              <w:t>&gt;= 30%</w:t>
-            </w:r>
-          </w:p>
-        </w:tc>
-      </w:tr>
-      <w:tr>
-        <w:tc>
-          <w:tcPr>
-            <w:tcW w:type="dxa" w:w="4419"/>
-          </w:tcPr>
-          <w:p>
-            <w:r>
-              <w:t>Budget</w:t>
-            </w:r>
-          </w:p>
-        </w:tc>
-        <w:tc>
-          <w:tcPr>
-            <w:tcW w:type="dxa" w:w="4419"/>
-          </w:tcPr>
-          <w:p>
-            <w:r>
-              <w:t>alerta 80%</w:t>
-            </w:r>
-          </w:p>
-        </w:tc>
-      </w:tr>
-    </w:tbl>
-    <w:p>
-      <w:pPr>
-        <w:pStyle w:val="Heading2"/>
-      </w:pPr>
-      <w:r>
-        <w:rPr>
-          <w:color w:val="8B1E1E"/>
-        </w:rPr>
-        <w:t>Riscos</w:t>
-      </w:r>
-    </w:p>
-    <w:tbl>
-      <w:tblPr>
-        <w:tblStyle w:val="LightGrid-Accent1"/>
-        <w:tblW w:type="auto" w:w="0"/>
-        <w:tblLook w:firstColumn="1" w:firstRow="1" w:lastColumn="0" w:lastRow="0" w:noHBand="0" w:noVBand="1" w:val="04A0"/>
-      </w:tblPr>
-      <w:tblGrid>
-        <w:gridCol w:w="4419"/>
-        <w:gridCol w:w="4419"/>
-      </w:tblGrid>
-      <w:tr>
-        <w:tc>
-          <w:tcPr>
-            <w:tcW w:type="dxa" w:w="4419"/>
-          </w:tcPr>
-          <w:p>
-            <w:r>
-              <w:t>Risco</w:t>
-            </w:r>
-          </w:p>
-        </w:tc>
-        <w:tc>
-          <w:tcPr>
-            <w:tcW w:type="dxa" w:w="4419"/>
-          </w:tcPr>
-          <w:p>
-            <w:r>
-              <w:t>Mitigacao</w:t>
-            </w:r>
-          </w:p>
-        </w:tc>
-      </w:tr>
-      <w:tr>
-        <w:tc>
-          <w:tcPr>
-            <w:tcW w:type="dxa" w:w="4419"/>
-          </w:tcPr>
-          <w:p>
-            <w:r>
-              <w:t>Qualidade cai</w:t>
-            </w:r>
-          </w:p>
-        </w:tc>
-        <w:tc>
-          <w:tcPr>
-            <w:tcW w:type="dxa" w:w="4419"/>
-          </w:tcPr>
-          <w:p>
-            <w:r>
-              <w:t>eval + roteamento</w:t>
-            </w:r>
-          </w:p>
-        </w:tc>
-      </w:tr>
-      <w:tr>
-        <w:tc>
-          <w:tcPr>
-            <w:tcW w:type="dxa" w:w="4419"/>
-          </w:tcPr>
-          <w:p>
-            <w:r>
-              <w:t>Cache PII</w:t>
-            </w:r>
-          </w:p>
-        </w:tc>
-        <w:tc>
-          <w:tcPr>
-            <w:tcW w:type="dxa" w:w="4419"/>
-          </w:tcPr>
-          <w:p>
-            <w:r>
-              <w:t>nao cachear</w:t>
-            </w:r>
-          </w:p>
-        </w:tc>
-      </w:tr>
-    </w:tbl>
-    <w:p>
-      <w:pPr>
-        <w:pStyle w:val="Heading2"/>
-      </w:pPr>
-      <w:r>
-        <w:rPr>
-          <w:color w:val="8B1E1E"/>
-        </w:rPr>
-        <w:t>Proximos Passos</w:t>
-      </w:r>
-    </w:p>
-    <w:p>
-      <w:pPr>
-        <w:pStyle w:val="ListBullet"/>
-      </w:pPr>
-      <w:r>
-        <w:t>Precificar por tarefa.</w:t>
-      </w:r>
-    </w:p>
-    <w:p>
-      <w:pPr>
-        <w:pStyle w:val="ListBullet"/>
-      </w:pPr>
-      <w:r>
-        <w:t>Dashboard de custo.</w:t>
+        <w:t>NÃO publicado — Desenvolvido e em homologação. Aguarda revisão antes de produção.</w:t>
       </w:r>
     </w:p>
     <w:sectPr>
       <w:pgSz w:w="12240" w:h="15840"/>
-      <w:pgMar w:top="1417" w:right="1701" w:bottom="1417" w:left="1701" w:header="720" w:footer="720" w:gutter="0"/>
+      <w:pgMar w:top="1440" w:right="1800" w:bottom="1440" w:left="1800" w:header="720" w:footer="720" w:gutter="0"/>
       <w:cols w:space="720"/>
       <w:docGrid w:linePitch="360"/>
     </w:sectPr>
@@ -1047,10 +713,6 @@
     <w:name w:val="Normal"/>
     <w:qFormat/>
     <w:rsid w:val="00FC693F"/>
-    <w:rPr>
-      <w:rFonts w:ascii="Calibri" w:hAnsi="Calibri"/>
-      <w:sz w:val="22"/>
-    </w:rPr>
   </w:style>
   <w:style w:type="paragraph" w:styleId="Header">
     <w:name w:val="header"/>
